--- a/HR analytics module.docx
+++ b/HR analytics module.docx
@@ -839,6 +839,46 @@
     </w:p>
     <w:p>
       <w:pPr>
+        <w:rPr>
+          <w:b/>
+          <w:bCs/>
+        </w:rPr>
+      </w:pPr>
+      <w:r>
+        <w:rPr>
+          <w:b/>
+          <w:bCs/>
+        </w:rPr>
+        <w:br w:type="page"/>
+      </w:r>
+    </w:p>
+    <w:p>
+      <w:pPr>
+        <w:pStyle w:val="ListParagraph"/>
+        <w:ind w:left="360"/>
+        <w:rPr>
+          <w:b/>
+          <w:bCs/>
+        </w:rPr>
+      </w:pPr>
+      <w:r>
+        <w:rPr>
+          <w:b/>
+          <w:bCs/>
+        </w:rPr>
+        <w:lastRenderedPageBreak/>
+        <w:t xml:space="preserve">I'm preparing an PPT for my HR BOT hackathon project, where the details of the bot as such, there are there modules first one is HR chat bot which will chat with employees on all the HR related queries, like queries on different policies, leave and attendance, payroll related queries, recruitement and referal, onboarding off boarding etc. and the second module is HR hiring assistance which has two sub modules first one </w:t>
+      </w:r>
+      <w:r>
+        <w:rPr>
+          <w:b/>
+          <w:bCs/>
+        </w:rPr>
+        <w:t xml:space="preserve">resume filtering system ans second one is HR phone bot for telephony interview, resume filtering system </w:t>
+      </w:r>
+    </w:p>
+    <w:p>
+      <w:pPr>
         <w:pStyle w:val="ListParagraph"/>
         <w:ind w:left="360"/>
         <w:rPr>
